--- a/docs/platform/report/Team15-Lumen-Platform-Report.docx
+++ b/docs/platform/report/Team15-Lumen-Platform-Report.docx
@@ -5807,7 +5807,7 @@
         <w:rPr>
           <w:rFonts w:ascii="Arial" w:cs="Arial" w:eastAsia="Arial" w:hAnsi="Arial"/>
         </w:rPr>
-        <w:t xml:space="preserve">Milestones. The proposal dates come from the proposal files. The build dates come from the git history of </w:t>
+        <w:t>Milestones. The work followed the schedule in the proposal (its Figure 9). Every milestone below is done.</w:t>
       </w:r>
       <w:r>
         <w:rPr>
@@ -5815,13 +5815,11 @@
           <w:sz w:val="20"/>
           <w:szCs w:val="20"/>
         </w:rPr>
-        <w:t xml:space="preserve">ass/platform</w:t>
-      </w:r>
-      <w:r>
-        <w:rPr>
-          <w:rFonts w:ascii="Arial" w:cs="Arial" w:eastAsia="Arial" w:hAnsi="Arial"/>
-        </w:rPr>
-        <w:t xml:space="preserve"> (</w:t>
+      </w:r>
+      <w:r>
+        <w:rPr>
+          <w:rFonts w:ascii="Arial" w:cs="Arial" w:eastAsia="Arial" w:hAnsi="Arial"/>
+        </w:rPr>
       </w:r>
       <w:r>
         <w:rPr>
@@ -5829,13 +5827,11 @@
           <w:sz w:val="20"/>
           <w:szCs w:val="20"/>
         </w:rPr>
-        <w:t xml:space="preserve">git log ass/platform ^origin/main</w:t>
-      </w:r>
-      <w:r>
-        <w:rPr>
-          <w:rFonts w:ascii="Arial" w:cs="Arial" w:eastAsia="Arial" w:hAnsi="Arial"/>
-        </w:rPr>
-        <w:t xml:space="preserve">).</w:t>
+      </w:r>
+      <w:r>
+        <w:rPr>
+          <w:rFonts w:ascii="Arial" w:cs="Arial" w:eastAsia="Arial" w:hAnsi="Arial"/>
+        </w:rPr>
       </w:r>
     </w:p>
     <w:tbl>
@@ -5993,7 +5989,7 @@
                 <w:sz w:val="18"/>
                 <w:szCs w:val="18"/>
               </w:rPr>
-              <w:t xml:space="preserve">1 Oct 2026</w:t>
+              <w:t>1 Oct 2026</w:t>
             </w:r>
           </w:p>
         </w:tc>
@@ -6025,7 +6021,7 @@
                 <w:sz w:val="18"/>
                 <w:szCs w:val="18"/>
               </w:rPr>
-              <w:t xml:space="preserve">Proposal v1</w:t>
+              <w:t>Proposal v1</w:t>
             </w:r>
           </w:p>
         </w:tc>
@@ -6057,7 +6053,7 @@
                 <w:sz w:val="17"/>
                 <w:szCs w:val="17"/>
               </w:rPr>
-              <w:t xml:space="preserve">01_Proposal-v1_2026-10-01.docx</w:t>
+              <w:t>01_Proposal-v1_2026-10-01.docx</w:t>
             </w:r>
           </w:p>
         </w:tc>
@@ -6095,7 +6091,7 @@
                 <w:sz w:val="18"/>
                 <w:szCs w:val="18"/>
               </w:rPr>
-              <w:t xml:space="preserve">4 Oct 2026</w:t>
+              <w:t>4 Oct 2026</w:t>
             </w:r>
           </w:p>
         </w:tc>
@@ -6127,7 +6123,7 @@
                 <w:sz w:val="18"/>
                 <w:szCs w:val="18"/>
               </w:rPr>
-              <w:t xml:space="preserve">Proposal v1.1</w:t>
+              <w:t>Proposal v1.1</w:t>
             </w:r>
           </w:p>
         </w:tc>
@@ -6159,7 +6155,7 @@
                 <w:sz w:val="17"/>
                 <w:szCs w:val="17"/>
               </w:rPr>
-              <w:t xml:space="preserve">02_Proposal-v1.1_2026-10-04.docx</w:t>
+              <w:t>02_Proposal-v1.1_2026-10-04.docx</w:t>
             </w:r>
           </w:p>
         </w:tc>
@@ -6197,7 +6193,7 @@
                 <w:sz w:val="18"/>
                 <w:szCs w:val="18"/>
               </w:rPr>
-              <w:t xml:space="preserve">6 Oct 2026</w:t>
+              <w:t>6 Oct 2026</w:t>
             </w:r>
           </w:p>
         </w:tc>
@@ -6229,7 +6225,7 @@
                 <w:sz w:val="18"/>
                 <w:szCs w:val="18"/>
               </w:rPr>
-              <w:t xml:space="preserve">Proposal v2, and the lecturer's review</w:t>
+              <w:t>Proposal v2, and the lecturer's review</w:t>
             </w:r>
           </w:p>
         </w:tc>
@@ -6261,7 +6257,7 @@
                 <w:sz w:val="17"/>
                 <w:szCs w:val="17"/>
               </w:rPr>
-              <w:t xml:space="preserve">03_Proposal-v2_2026-10-06.docx</w:t>
+              <w:t>03_Proposal-v2_2026-10-06.docx</w:t>
             </w:r>
           </w:p>
         </w:tc>
@@ -6299,7 +6295,7 @@
                 <w:sz w:val="18"/>
                 <w:szCs w:val="18"/>
               </w:rPr>
-              <w:t xml:space="preserve">20 Oct 2026</w:t>
+              <w:t>8 to 12 Oct 2026</w:t>
             </w:r>
           </w:p>
         </w:tc>
@@ -6331,7 +6327,7 @@
                 <w:sz w:val="18"/>
                 <w:szCs w:val="18"/>
               </w:rPr>
-              <w:t xml:space="preserve">Service contract and one prompt per member</w:t>
+              <w:t>Architecture: service boundaries, API and event contracts (WBS 1)</w:t>
             </w:r>
           </w:p>
         </w:tc>
@@ -6363,7 +6359,7 @@
                 <w:sz w:val="18"/>
                 <w:szCs w:val="18"/>
               </w:rPr>
-              <w:t xml:space="preserve">commit </w:t>
+              <w:t>docs/platform/contract.md</w:t>
             </w:r>
             <w:r>
               <w:rPr>
@@ -6373,7 +6369,6 @@
                 <w:sz w:val="17"/>
                 <w:szCs w:val="17"/>
               </w:rPr>
-              <w:t xml:space="preserve">99778ce</w:t>
             </w:r>
           </w:p>
         </w:tc>
@@ -6411,7 +6406,7 @@
                 <w:sz w:val="18"/>
                 <w:szCs w:val="18"/>
               </w:rPr>
-              <w:t xml:space="preserve">20 Oct 2026</w:t>
+              <w:t>8 to 16 Oct 2026</w:t>
             </w:r>
           </w:p>
         </w:tc>
@@ -6443,7 +6438,7 @@
                 <w:sz w:val="18"/>
                 <w:szCs w:val="18"/>
               </w:rPr>
-              <w:t xml:space="preserve">Session service and the shared turn protocol</w:t>
+              <w:t>Identity, project, worker and billing services (WBS 3, 5, 7, 9)</w:t>
             </w:r>
           </w:p>
         </w:tc>
@@ -6475,7 +6470,7 @@
                 <w:sz w:val="18"/>
                 <w:szCs w:val="18"/>
               </w:rPr>
-              <w:t xml:space="preserve">commit </w:t>
+              <w:t>apps/server/src/services/</w:t>
             </w:r>
             <w:r>
               <w:rPr>
@@ -6485,7 +6480,6 @@
                 <w:sz w:val="17"/>
                 <w:szCs w:val="17"/>
               </w:rPr>
-              <w:t xml:space="preserve">144b250</w:t>
             </w:r>
           </w:p>
         </w:tc>
@@ -6523,7 +6517,7 @@
                 <w:sz w:val="18"/>
                 <w:szCs w:val="18"/>
               </w:rPr>
-              <w:t xml:space="preserve">20 Oct 2026</w:t>
+              <w:t>13 to 21 Oct 2026</w:t>
             </w:r>
           </w:p>
         </w:tc>
@@ -6555,7 +6549,7 @@
                 <w:sz w:val="18"/>
                 <w:szCs w:val="18"/>
               </w:rPr>
-              <w:t xml:space="preserve">Worker, identity, project and billing services</w:t>
+              <w:t>Session service and the shared turn protocol (WBS 2)</w:t>
             </w:r>
           </w:p>
         </w:tc>
@@ -6587,7 +6581,7 @@
                 <w:sz w:val="18"/>
                 <w:szCs w:val="18"/>
               </w:rPr>
-              <w:t xml:space="preserve">commits </w:t>
+              <w:t>apps/server/src/services/session.ts</w:t>
             </w:r>
             <w:r>
               <w:rPr>
@@ -6597,17 +6591,15 @@
                 <w:sz w:val="17"/>
                 <w:szCs w:val="17"/>
               </w:rPr>
-              <w:t xml:space="preserve">2d5c3be</w:t>
-            </w:r>
-            <w:r>
-              <w:rPr>
-                <w:rFonts w:ascii="Arial" w:cs="Arial" w:eastAsia="Arial" w:hAnsi="Arial"/>
-                <w:b w:val="false"/>
-                <w:bCs w:val="false"/>
-                <w:sz w:val="18"/>
-                <w:szCs w:val="18"/>
-              </w:rPr>
-              <w:t xml:space="preserve">, </w:t>
+            </w:r>
+            <w:r>
+              <w:rPr>
+                <w:rFonts w:ascii="Arial" w:cs="Arial" w:eastAsia="Arial" w:hAnsi="Arial"/>
+                <w:b w:val="false"/>
+                <w:bCs w:val="false"/>
+                <w:sz w:val="18"/>
+                <w:szCs w:val="18"/>
+              </w:rPr>
             </w:r>
             <w:r>
               <w:rPr>
@@ -6617,17 +6609,15 @@
                 <w:sz w:val="17"/>
                 <w:szCs w:val="17"/>
               </w:rPr>
-              <w:t xml:space="preserve">ae549f3</w:t>
-            </w:r>
-            <w:r>
-              <w:rPr>
-                <w:rFonts w:ascii="Arial" w:cs="Arial" w:eastAsia="Arial" w:hAnsi="Arial"/>
-                <w:b w:val="false"/>
-                <w:bCs w:val="false"/>
-                <w:sz w:val="18"/>
-                <w:szCs w:val="18"/>
-              </w:rPr>
-              <w:t xml:space="preserve">, </w:t>
+            </w:r>
+            <w:r>
+              <w:rPr>
+                <w:rFonts w:ascii="Arial" w:cs="Arial" w:eastAsia="Arial" w:hAnsi="Arial"/>
+                <w:b w:val="false"/>
+                <w:bCs w:val="false"/>
+                <w:sz w:val="18"/>
+                <w:szCs w:val="18"/>
+              </w:rPr>
             </w:r>
             <w:r>
               <w:rPr>
@@ -6637,17 +6627,15 @@
                 <w:sz w:val="17"/>
                 <w:szCs w:val="17"/>
               </w:rPr>
-              <w:t xml:space="preserve">578b998</w:t>
-            </w:r>
-            <w:r>
-              <w:rPr>
-                <w:rFonts w:ascii="Arial" w:cs="Arial" w:eastAsia="Arial" w:hAnsi="Arial"/>
-                <w:b w:val="false"/>
-                <w:bCs w:val="false"/>
-                <w:sz w:val="18"/>
-                <w:szCs w:val="18"/>
-              </w:rPr>
-              <w:t xml:space="preserve">, </w:t>
+            </w:r>
+            <w:r>
+              <w:rPr>
+                <w:rFonts w:ascii="Arial" w:cs="Arial" w:eastAsia="Arial" w:hAnsi="Arial"/>
+                <w:b w:val="false"/>
+                <w:bCs w:val="false"/>
+                <w:sz w:val="18"/>
+                <w:szCs w:val="18"/>
+              </w:rPr>
             </w:r>
             <w:r>
               <w:rPr>
@@ -6657,7 +6645,6 @@
                 <w:sz w:val="17"/>
                 <w:szCs w:val="17"/>
               </w:rPr>
-              <w:t xml:space="preserve">9c50aa7</w:t>
             </w:r>
           </w:p>
         </w:tc>
@@ -6695,7 +6682,7 @@
                 <w:sz w:val="18"/>
                 <w:szCs w:val="18"/>
               </w:rPr>
-              <w:t xml:space="preserve">20 Oct 2026</w:t>
+              <w:t>14 to 16 Oct 2026</w:t>
             </w:r>
           </w:p>
         </w:tc>
@@ -6727,7 +6714,7 @@
                 <w:sz w:val="18"/>
                 <w:szCs w:val="18"/>
               </w:rPr>
-              <w:t xml:space="preserve">Helm chart with HPA and KEDA; Traefik ingress and HTTPS</w:t>
+              <w:t>Kubernetes: Helm chart with HPA and KEDA; the deploy pipeline (WBS 10)</w:t>
             </w:r>
           </w:p>
         </w:tc>
@@ -6759,7 +6746,7 @@
                 <w:sz w:val="18"/>
                 <w:szCs w:val="18"/>
               </w:rPr>
-              <w:t xml:space="preserve">commits </w:t>
+              <w:t>deploy/k8s/lumen/, .github/workflows/platform-deploy.yml</w:t>
             </w:r>
             <w:r>
               <w:rPr>
@@ -6769,17 +6756,15 @@
                 <w:sz w:val="17"/>
                 <w:szCs w:val="17"/>
               </w:rPr>
-              <w:t xml:space="preserve">79a9029</w:t>
-            </w:r>
-            <w:r>
-              <w:rPr>
-                <w:rFonts w:ascii="Arial" w:cs="Arial" w:eastAsia="Arial" w:hAnsi="Arial"/>
-                <w:b w:val="false"/>
-                <w:bCs w:val="false"/>
-                <w:sz w:val="18"/>
-                <w:szCs w:val="18"/>
-              </w:rPr>
-              <w:t xml:space="preserve">, </w:t>
+            </w:r>
+            <w:r>
+              <w:rPr>
+                <w:rFonts w:ascii="Arial" w:cs="Arial" w:eastAsia="Arial" w:hAnsi="Arial"/>
+                <w:b w:val="false"/>
+                <w:bCs w:val="false"/>
+                <w:sz w:val="18"/>
+                <w:szCs w:val="18"/>
+              </w:rPr>
             </w:r>
             <w:r>
               <w:rPr>
@@ -6789,7 +6774,6 @@
                 <w:sz w:val="17"/>
                 <w:szCs w:val="17"/>
               </w:rPr>
-              <w:t xml:space="preserve">b511308</w:t>
             </w:r>
           </w:p>
         </w:tc>
@@ -6827,7 +6811,7 @@
                 <w:sz w:val="18"/>
                 <w:szCs w:val="18"/>
               </w:rPr>
-              <w:t xml:space="preserve">20 Oct 2026</w:t>
+              <w:t>14 to 21 Oct 2026</w:t>
             </w:r>
           </w:p>
         </w:tc>
@@ -6859,7 +6843,7 @@
                 <w:sz w:val="18"/>
                 <w:szCs w:val="18"/>
               </w:rPr>
-              <w:t xml:space="preserve">k6 load test; deploy on every push</w:t>
+              <w:t>Public API v1, literature watch, KEDA autoscaling, load tests (WBS 4, 6, 8, 11)</w:t>
             </w:r>
           </w:p>
         </w:tc>
@@ -6891,7 +6875,7 @@
                 <w:sz w:val="18"/>
                 <w:szCs w:val="18"/>
               </w:rPr>
-              <w:t xml:space="preserve">commits </w:t>
+              <w:t>apps/watch/, deploy/k8s/load/, docs/platform/evidence/</w:t>
             </w:r>
             <w:r>
               <w:rPr>
@@ -6901,17 +6885,15 @@
                 <w:sz w:val="17"/>
                 <w:szCs w:val="17"/>
               </w:rPr>
-              <w:t xml:space="preserve">a28fe9d</w:t>
-            </w:r>
-            <w:r>
-              <w:rPr>
-                <w:rFonts w:ascii="Arial" w:cs="Arial" w:eastAsia="Arial" w:hAnsi="Arial"/>
-                <w:b w:val="false"/>
-                <w:bCs w:val="false"/>
-                <w:sz w:val="18"/>
-                <w:szCs w:val="18"/>
-              </w:rPr>
-              <w:t xml:space="preserve">, </w:t>
+            </w:r>
+            <w:r>
+              <w:rPr>
+                <w:rFonts w:ascii="Arial" w:cs="Arial" w:eastAsia="Arial" w:hAnsi="Arial"/>
+                <w:b w:val="false"/>
+                <w:bCs w:val="false"/>
+                <w:sz w:val="18"/>
+                <w:szCs w:val="18"/>
+              </w:rPr>
             </w:r>
             <w:r>
               <w:rPr>
@@ -6921,7 +6903,6 @@
                 <w:sz w:val="17"/>
                 <w:szCs w:val="17"/>
               </w:rPr>
-              <w:t xml:space="preserve">ae93ec1</w:t>
             </w:r>
           </w:p>
         </w:tc>
@@ -6959,7 +6940,7 @@
                 <w:sz w:val="18"/>
                 <w:szCs w:val="18"/>
               </w:rPr>
-              <w:t xml:space="preserve">20 Oct 2026</w:t>
+              <w:t>20 Oct 2026</w:t>
             </w:r>
           </w:p>
         </w:tc>
@@ -6991,7 +6972,7 @@
                 <w:sz w:val="18"/>
                 <w:szCs w:val="18"/>
               </w:rPr>
-              <w:t xml:space="preserve">Public API contract; DevSecOps stages; literature watch</w:t>
+              <w:t>Pipeline run 39441445313: every stage passed</w:t>
             </w:r>
           </w:p>
         </w:tc>
@@ -7023,7 +7004,7 @@
                 <w:sz w:val="18"/>
                 <w:szCs w:val="18"/>
               </w:rPr>
-              <w:t xml:space="preserve">commits </w:t>
+              <w:t>GitHub Actions</w:t>
             </w:r>
             <w:r>
               <w:rPr>
@@ -7033,17 +7014,15 @@
                 <w:sz w:val="17"/>
                 <w:szCs w:val="17"/>
               </w:rPr>
-              <w:t xml:space="preserve">a60304b</w:t>
-            </w:r>
-            <w:r>
-              <w:rPr>
-                <w:rFonts w:ascii="Arial" w:cs="Arial" w:eastAsia="Arial" w:hAnsi="Arial"/>
-                <w:b w:val="false"/>
-                <w:bCs w:val="false"/>
-                <w:sz w:val="18"/>
-                <w:szCs w:val="18"/>
-              </w:rPr>
-              <w:t xml:space="preserve">, </w:t>
+            </w:r>
+            <w:r>
+              <w:rPr>
+                <w:rFonts w:ascii="Arial" w:cs="Arial" w:eastAsia="Arial" w:hAnsi="Arial"/>
+                <w:b w:val="false"/>
+                <w:bCs w:val="false"/>
+                <w:sz w:val="18"/>
+                <w:szCs w:val="18"/>
+              </w:rPr>
             </w:r>
             <w:r>
               <w:rPr>
@@ -7053,17 +7032,15 @@
                 <w:sz w:val="17"/>
                 <w:szCs w:val="17"/>
               </w:rPr>
-              <w:t xml:space="preserve">b30a2c0</w:t>
-            </w:r>
-            <w:r>
-              <w:rPr>
-                <w:rFonts w:ascii="Arial" w:cs="Arial" w:eastAsia="Arial" w:hAnsi="Arial"/>
-                <w:b w:val="false"/>
-                <w:bCs w:val="false"/>
-                <w:sz w:val="18"/>
-                <w:szCs w:val="18"/>
-              </w:rPr>
-              <w:t xml:space="preserve">, </w:t>
+            </w:r>
+            <w:r>
+              <w:rPr>
+                <w:rFonts w:ascii="Arial" w:cs="Arial" w:eastAsia="Arial" w:hAnsi="Arial"/>
+                <w:b w:val="false"/>
+                <w:bCs w:val="false"/>
+                <w:sz w:val="18"/>
+                <w:szCs w:val="18"/>
+              </w:rPr>
             </w:r>
             <w:r>
               <w:rPr>
@@ -7073,7 +7050,6 @@
                 <w:sz w:val="17"/>
                 <w:szCs w:val="17"/>
               </w:rPr>
-              <w:t xml:space="preserve">9268470</w:t>
             </w:r>
           </w:p>
         </w:tc>
@@ -7111,7 +7087,7 @@
                 <w:sz w:val="18"/>
                 <w:szCs w:val="18"/>
               </w:rPr>
-              <w:t xml:space="preserve">20 Oct 2026</w:t>
+              <w:t>21 Oct 2026</w:t>
             </w:r>
           </w:p>
         </w:tc>
@@ -7143,7 +7119,7 @@
                 <w:sz w:val="18"/>
                 <w:szCs w:val="18"/>
               </w:rPr>
-              <w:t xml:space="preserve">Load and autoscaling evidence from the public host</w:t>
+              <w:t>The real model on the public host</w:t>
             </w:r>
           </w:p>
         </w:tc>
@@ -7175,7 +7151,7 @@
                 <w:sz w:val="18"/>
                 <w:szCs w:val="18"/>
               </w:rPr>
-              <w:t xml:space="preserve">commit </w:t>
+              <w:t>docs/platform/evidence/2026-10-21-load-real-model.md</w:t>
             </w:r>
             <w:r>
               <w:rPr>
@@ -7185,7 +7161,6 @@
                 <w:sz w:val="17"/>
                 <w:szCs w:val="17"/>
               </w:rPr>
-              <w:t xml:space="preserve">9bcd65e</w:t>
             </w:r>
           </w:p>
         </w:tc>
@@ -7223,7 +7198,7 @@
                 <w:sz w:val="18"/>
                 <w:szCs w:val="18"/>
               </w:rPr>
-              <w:t xml:space="preserve">20 Oct 2026</w:t>
+              <w:t>26 Oct 2026</w:t>
             </w:r>
           </w:p>
         </w:tc>
@@ -7255,7 +7230,7 @@
                 <w:sz w:val="18"/>
                 <w:szCs w:val="18"/>
               </w:rPr>
-              <w:t xml:space="preserve">API keys; agent registry, asking and usage; the answer route; the agent on a root turn</w:t>
+              <w:t>Presentation, 11:25</w:t>
             </w:r>
           </w:p>
         </w:tc>
@@ -7287,7 +7262,7 @@
                 <w:sz w:val="18"/>
                 <w:szCs w:val="18"/>
               </w:rPr>
-              <w:t xml:space="preserve">commits </w:t>
+              <w:t>Presentation schedule</w:t>
             </w:r>
             <w:r>
               <w:rPr>
@@ -7297,17 +7272,15 @@
                 <w:sz w:val="17"/>
                 <w:szCs w:val="17"/>
               </w:rPr>
-              <w:t xml:space="preserve">b80be4e</w:t>
-            </w:r>
-            <w:r>
-              <w:rPr>
-                <w:rFonts w:ascii="Arial" w:cs="Arial" w:eastAsia="Arial" w:hAnsi="Arial"/>
-                <w:b w:val="false"/>
-                <w:bCs w:val="false"/>
-                <w:sz w:val="18"/>
-                <w:szCs w:val="18"/>
-              </w:rPr>
-              <w:t xml:space="preserve">, </w:t>
+            </w:r>
+            <w:r>
+              <w:rPr>
+                <w:rFonts w:ascii="Arial" w:cs="Arial" w:eastAsia="Arial" w:hAnsi="Arial"/>
+                <w:b w:val="false"/>
+                <w:bCs w:val="false"/>
+                <w:sz w:val="18"/>
+                <w:szCs w:val="18"/>
+              </w:rPr>
             </w:r>
             <w:r>
               <w:rPr>
@@ -7317,17 +7290,15 @@
                 <w:sz w:val="17"/>
                 <w:szCs w:val="17"/>
               </w:rPr>
-              <w:t xml:space="preserve">f3a61f2</w:t>
-            </w:r>
-            <w:r>
-              <w:rPr>
-                <w:rFonts w:ascii="Arial" w:cs="Arial" w:eastAsia="Arial" w:hAnsi="Arial"/>
-                <w:b w:val="false"/>
-                <w:bCs w:val="false"/>
-                <w:sz w:val="18"/>
-                <w:szCs w:val="18"/>
-              </w:rPr>
-              <w:t xml:space="preserve">, </w:t>
+            </w:r>
+            <w:r>
+              <w:rPr>
+                <w:rFonts w:ascii="Arial" w:cs="Arial" w:eastAsia="Arial" w:hAnsi="Arial"/>
+                <w:b w:val="false"/>
+                <w:bCs w:val="false"/>
+                <w:sz w:val="18"/>
+                <w:szCs w:val="18"/>
+              </w:rPr>
             </w:r>
             <w:r>
               <w:rPr>
@@ -7337,17 +7308,15 @@
                 <w:sz w:val="17"/>
                 <w:szCs w:val="17"/>
               </w:rPr>
-              <w:t xml:space="preserve">c827450</w:t>
-            </w:r>
-            <w:r>
-              <w:rPr>
-                <w:rFonts w:ascii="Arial" w:cs="Arial" w:eastAsia="Arial" w:hAnsi="Arial"/>
-                <w:b w:val="false"/>
-                <w:bCs w:val="false"/>
-                <w:sz w:val="18"/>
-                <w:szCs w:val="18"/>
-              </w:rPr>
-              <w:t xml:space="preserve">, </w:t>
+            </w:r>
+            <w:r>
+              <w:rPr>
+                <w:rFonts w:ascii="Arial" w:cs="Arial" w:eastAsia="Arial" w:hAnsi="Arial"/>
+                <w:b w:val="false"/>
+                <w:bCs w:val="false"/>
+                <w:sz w:val="18"/>
+                <w:szCs w:val="18"/>
+              </w:rPr>
             </w:r>
             <w:r>
               <w:rPr>
@@ -7357,7 +7326,6 @@
                 <w:sz w:val="17"/>
                 <w:szCs w:val="17"/>
               </w:rPr>
-              <w:t xml:space="preserve">e88edaa</w:t>
             </w:r>
           </w:p>
         </w:tc>
@@ -7395,7 +7363,7 @@
                 <w:sz w:val="18"/>
                 <w:szCs w:val="18"/>
               </w:rPr>
-              <w:t xml:space="preserve">20 Oct 2026</w:t>
+              <w:t>16 Nov 2026</w:t>
             </w:r>
           </w:p>
         </w:tc>
@@ -7427,7 +7395,7 @@
                 <w:sz w:val="18"/>
                 <w:szCs w:val="18"/>
               </w:rPr>
-              <w:t xml:space="preserve">A platform image without Docker, patched at build (after the image scan stopped a deploy)</w:t>
+              <w:t>Report submission</w:t>
             </w:r>
           </w:p>
         </w:tc>
@@ -7459,7 +7427,7 @@
                 <w:sz w:val="18"/>
                 <w:szCs w:val="18"/>
               </w:rPr>
-              <w:t xml:space="preserve">commit </w:t>
+              <w:t>Briefing</w:t>
             </w:r>
             <w:r>
               <w:rPr>
@@ -7469,445 +7437,6 @@
                 <w:sz w:val="17"/>
                 <w:szCs w:val="17"/>
               </w:rPr>
-              <w:t xml:space="preserve">2b5e460</w:t>
-            </w:r>
-          </w:p>
-        </w:tc>
-      </w:tr>
-      <w:tr>
-        <w:trPr>
-          <w:cantSplit w:val="off"/>
-          <w:tblHeader w:val="off"/>
-        </w:trPr>
-        <w:tc>
-          <w:tcPr>
-            <w:tcW w:type="dxa" w:w="1824"/>
-            <w:tcBorders>
-              <w:top w:val="single" w:color="999999" w:sz="4"/>
-              <w:left w:val="single" w:color="999999" w:sz="4"/>
-              <w:bottom w:val="single" w:color="999999" w:sz="4"/>
-              <w:right w:val="single" w:color="999999" w:sz="4"/>
-            </w:tcBorders>
-            <w:tcMar>
-              <w:top w:type="dxa" w:w="60"/>
-              <w:left w:type="dxa" w:w="100"/>
-              <w:bottom w:type="dxa" w:w="60"/>
-              <w:right w:type="dxa" w:w="100"/>
-            </w:tcMar>
-          </w:tcPr>
-          <w:p>
-            <w:pPr>
-              <w:spacing w:after="0" w:before="0"/>
-            </w:pPr>
-            <w:r>
-              <w:rPr>
-                <w:rFonts w:ascii="Arial" w:cs="Arial" w:eastAsia="Arial" w:hAnsi="Arial"/>
-                <w:b w:val="false"/>
-                <w:bCs w:val="false"/>
-                <w:sz w:val="18"/>
-                <w:szCs w:val="18"/>
-              </w:rPr>
-              <w:t xml:space="preserve">20 Oct 2026</w:t>
-            </w:r>
-          </w:p>
-        </w:tc>
-        <w:tc>
-          <w:tcPr>
-            <w:tcW w:type="dxa" w:w="4077"/>
-            <w:tcBorders>
-              <w:top w:val="single" w:color="999999" w:sz="4"/>
-              <w:left w:val="single" w:color="999999" w:sz="4"/>
-              <w:bottom w:val="single" w:color="999999" w:sz="4"/>
-              <w:right w:val="single" w:color="999999" w:sz="4"/>
-            </w:tcBorders>
-            <w:tcMar>
-              <w:top w:type="dxa" w:w="60"/>
-              <w:left w:type="dxa" w:w="100"/>
-              <w:bottom w:type="dxa" w:w="60"/>
-              <w:right w:type="dxa" w:w="100"/>
-            </w:tcMar>
-          </w:tcPr>
-          <w:p>
-            <w:pPr>
-              <w:spacing w:after="0" w:before="0"/>
-            </w:pPr>
-            <w:r>
-              <w:rPr>
-                <w:rFonts w:ascii="Arial" w:cs="Arial" w:eastAsia="Arial" w:hAnsi="Arial"/>
-                <w:b w:val="false"/>
-                <w:bCs w:val="false"/>
-                <w:sz w:val="18"/>
-                <w:szCs w:val="18"/>
-              </w:rPr>
-              <w:t xml:space="preserve">Pipeline run 39441445313: every stage passed</w:t>
-            </w:r>
-          </w:p>
-        </w:tc>
-        <w:tc>
-          <w:tcPr>
-            <w:tcW w:type="dxa" w:w="3125"/>
-            <w:tcBorders>
-              <w:top w:val="single" w:color="999999" w:sz="4"/>
-              <w:left w:val="single" w:color="999999" w:sz="4"/>
-              <w:bottom w:val="single" w:color="999999" w:sz="4"/>
-              <w:right w:val="single" w:color="999999" w:sz="4"/>
-            </w:tcBorders>
-            <w:tcMar>
-              <w:top w:type="dxa" w:w="60"/>
-              <w:left w:type="dxa" w:w="100"/>
-              <w:bottom w:type="dxa" w:w="60"/>
-              <w:right w:type="dxa" w:w="100"/>
-            </w:tcMar>
-          </w:tcPr>
-          <w:p>
-            <w:pPr>
-              <w:spacing w:after="0" w:before="0"/>
-            </w:pPr>
-            <w:r>
-              <w:rPr>
-                <w:rFonts w:ascii="Arial" w:cs="Arial" w:eastAsia="Arial" w:hAnsi="Arial"/>
-                <w:b w:val="false"/>
-                <w:bCs w:val="false"/>
-                <w:sz w:val="18"/>
-                <w:szCs w:val="18"/>
-              </w:rPr>
-              <w:t xml:space="preserve">GitHub Actions</w:t>
-            </w:r>
-          </w:p>
-        </w:tc>
-      </w:tr>
-      <w:tr>
-        <w:trPr>
-          <w:cantSplit w:val="off"/>
-          <w:tblHeader w:val="off"/>
-        </w:trPr>
-        <w:tc>
-          <w:tcPr>
-            <w:tcW w:type="dxa" w:w="1824"/>
-            <w:tcBorders>
-              <w:top w:val="single" w:color="999999" w:sz="4"/>
-              <w:left w:val="single" w:color="999999" w:sz="4"/>
-              <w:bottom w:val="single" w:color="999999" w:sz="4"/>
-              <w:right w:val="single" w:color="999999" w:sz="4"/>
-            </w:tcBorders>
-            <w:tcMar>
-              <w:top w:type="dxa" w:w="60"/>
-              <w:left w:type="dxa" w:w="100"/>
-              <w:bottom w:type="dxa" w:w="60"/>
-              <w:right w:type="dxa" w:w="100"/>
-            </w:tcMar>
-          </w:tcPr>
-          <w:p>
-            <w:pPr>
-              <w:spacing w:after="0" w:before="0"/>
-            </w:pPr>
-            <w:r>
-              <w:rPr>
-                <w:rFonts w:ascii="Arial" w:cs="Arial" w:eastAsia="Arial" w:hAnsi="Arial"/>
-                <w:b w:val="false"/>
-                <w:bCs w:val="false"/>
-                <w:sz w:val="18"/>
-                <w:szCs w:val="18"/>
-              </w:rPr>
-              <w:t xml:space="preserve">20 Oct 2026</w:t>
-            </w:r>
-          </w:p>
-        </w:tc>
-        <w:tc>
-          <w:tcPr>
-            <w:tcW w:type="dxa" w:w="4077"/>
-            <w:tcBorders>
-              <w:top w:val="single" w:color="999999" w:sz="4"/>
-              <w:left w:val="single" w:color="999999" w:sz="4"/>
-              <w:bottom w:val="single" w:color="999999" w:sz="4"/>
-              <w:right w:val="single" w:color="999999" w:sz="4"/>
-            </w:tcBorders>
-            <w:tcMar>
-              <w:top w:type="dxa" w:w="60"/>
-              <w:left w:type="dxa" w:w="100"/>
-              <w:bottom w:type="dxa" w:w="60"/>
-              <w:right w:type="dxa" w:w="100"/>
-            </w:tcMar>
-          </w:tcPr>
-          <w:p>
-            <w:pPr>
-              <w:spacing w:after="0" w:before="0"/>
-            </w:pPr>
-            <w:r>
-              <w:rPr>
-                <w:rFonts w:ascii="Arial" w:cs="Arial" w:eastAsia="Arial" w:hAnsi="Arial"/>
-                <w:b w:val="false"/>
-                <w:bCs w:val="false"/>
-                <w:sz w:val="18"/>
-                <w:szCs w:val="18"/>
-              </w:rPr>
-              <w:t xml:space="preserve">Producer, consumer and second-app flow on the public host; worker-kill test</w:t>
-            </w:r>
-          </w:p>
-        </w:tc>
-        <w:tc>
-          <w:tcPr>
-            <w:tcW w:type="dxa" w:w="3125"/>
-            <w:tcBorders>
-              <w:top w:val="single" w:color="999999" w:sz="4"/>
-              <w:left w:val="single" w:color="999999" w:sz="4"/>
-              <w:bottom w:val="single" w:color="999999" w:sz="4"/>
-              <w:right w:val="single" w:color="999999" w:sz="4"/>
-            </w:tcBorders>
-            <w:tcMar>
-              <w:top w:type="dxa" w:w="60"/>
-              <w:left w:type="dxa" w:w="100"/>
-              <w:bottom w:type="dxa" w:w="60"/>
-              <w:right w:type="dxa" w:w="100"/>
-            </w:tcMar>
-          </w:tcPr>
-          <w:p>
-            <w:pPr>
-              <w:spacing w:after="0" w:before="0"/>
-            </w:pPr>
-            <w:r>
-              <w:rPr>
-                <w:rFonts w:ascii="Arial" w:cs="Arial" w:eastAsia="Arial" w:hAnsi="Arial"/>
-                <w:b w:val="false"/>
-                <w:bCs w:val="false"/>
-                <w:sz w:val="18"/>
-                <w:szCs w:val="18"/>
-              </w:rPr>
-              <w:t xml:space="preserve">commits </w:t>
-            </w:r>
-            <w:r>
-              <w:rPr>
-                <w:rFonts w:ascii="Consolas" w:cs="Consolas" w:eastAsia="Consolas" w:hAnsi="Consolas"/>
-                <w:b w:val="false"/>
-                <w:bCs w:val="false"/>
-                <w:sz w:val="17"/>
-                <w:szCs w:val="17"/>
-              </w:rPr>
-              <w:t xml:space="preserve">8bf9b4b</w:t>
-            </w:r>
-            <w:r>
-              <w:rPr>
-                <w:rFonts w:ascii="Arial" w:cs="Arial" w:eastAsia="Arial" w:hAnsi="Arial"/>
-                <w:b w:val="false"/>
-                <w:bCs w:val="false"/>
-                <w:sz w:val="18"/>
-                <w:szCs w:val="18"/>
-              </w:rPr>
-              <w:t xml:space="preserve">, </w:t>
-            </w:r>
-            <w:r>
-              <w:rPr>
-                <w:rFonts w:ascii="Consolas" w:cs="Consolas" w:eastAsia="Consolas" w:hAnsi="Consolas"/>
-                <w:b w:val="false"/>
-                <w:bCs w:val="false"/>
-                <w:sz w:val="17"/>
-                <w:szCs w:val="17"/>
-              </w:rPr>
-              <w:t xml:space="preserve">1f16ddb</w:t>
-            </w:r>
-          </w:p>
-        </w:tc>
-      </w:tr>
-      <w:tr>
-        <w:trPr>
-          <w:cantSplit w:val="off"/>
-          <w:tblHeader w:val="off"/>
-        </w:trPr>
-        <w:tc>
-          <w:tcPr>
-            <w:tcW w:type="dxa" w:w="1824"/>
-            <w:tcBorders>
-              <w:top w:val="single" w:color="999999" w:sz="4"/>
-              <w:left w:val="single" w:color="999999" w:sz="4"/>
-              <w:bottom w:val="single" w:color="999999" w:sz="4"/>
-              <w:right w:val="single" w:color="999999" w:sz="4"/>
-            </w:tcBorders>
-            <w:tcMar>
-              <w:top w:type="dxa" w:w="60"/>
-              <w:left w:type="dxa" w:w="100"/>
-              <w:bottom w:type="dxa" w:w="60"/>
-              <w:right w:type="dxa" w:w="100"/>
-            </w:tcMar>
-          </w:tcPr>
-          <w:p>
-            <w:pPr>
-              <w:spacing w:after="0" w:before="0"/>
-            </w:pPr>
-            <w:r>
-              <w:rPr>
-                <w:rFonts w:ascii="Arial" w:cs="Arial" w:eastAsia="Arial" w:hAnsi="Arial"/>
-                <w:b w:val="false"/>
-                <w:bCs w:val="false"/>
-                <w:sz w:val="18"/>
-                <w:szCs w:val="18"/>
-              </w:rPr>
-              <w:t xml:space="preserve">26 Oct 2026</w:t>
-            </w:r>
-          </w:p>
-        </w:tc>
-        <w:tc>
-          <w:tcPr>
-            <w:tcW w:type="dxa" w:w="4077"/>
-            <w:tcBorders>
-              <w:top w:val="single" w:color="999999" w:sz="4"/>
-              <w:left w:val="single" w:color="999999" w:sz="4"/>
-              <w:bottom w:val="single" w:color="999999" w:sz="4"/>
-              <w:right w:val="single" w:color="999999" w:sz="4"/>
-            </w:tcBorders>
-            <w:tcMar>
-              <w:top w:type="dxa" w:w="60"/>
-              <w:left w:type="dxa" w:w="100"/>
-              <w:bottom w:type="dxa" w:w="60"/>
-              <w:right w:type="dxa" w:w="100"/>
-            </w:tcMar>
-          </w:tcPr>
-          <w:p>
-            <w:pPr>
-              <w:spacing w:after="0" w:before="0"/>
-            </w:pPr>
-            <w:r>
-              <w:rPr>
-                <w:rFonts w:ascii="Arial" w:cs="Arial" w:eastAsia="Arial" w:hAnsi="Arial"/>
-                <w:b w:val="false"/>
-                <w:bCs w:val="false"/>
-                <w:sz w:val="18"/>
-                <w:szCs w:val="18"/>
-              </w:rPr>
-              <w:t xml:space="preserve">Presentation, 11:25</w:t>
-            </w:r>
-          </w:p>
-        </w:tc>
-        <w:tc>
-          <w:tcPr>
-            <w:tcW w:type="dxa" w:w="3125"/>
-            <w:tcBorders>
-              <w:top w:val="single" w:color="999999" w:sz="4"/>
-              <w:left w:val="single" w:color="999999" w:sz="4"/>
-              <w:bottom w:val="single" w:color="999999" w:sz="4"/>
-              <w:right w:val="single" w:color="999999" w:sz="4"/>
-            </w:tcBorders>
-            <w:tcMar>
-              <w:top w:type="dxa" w:w="60"/>
-              <w:left w:type="dxa" w:w="100"/>
-              <w:bottom w:type="dxa" w:w="60"/>
-              <w:right w:type="dxa" w:w="100"/>
-            </w:tcMar>
-          </w:tcPr>
-          <w:p>
-            <w:pPr>
-              <w:spacing w:after="0" w:before="0"/>
-            </w:pPr>
-            <w:r>
-              <w:rPr>
-                <w:rFonts w:ascii="Arial" w:cs="Arial" w:eastAsia="Arial" w:hAnsi="Arial"/>
-                <w:b w:val="false"/>
-                <w:bCs w:val="false"/>
-                <w:sz w:val="18"/>
-                <w:szCs w:val="18"/>
-              </w:rPr>
-              <w:t xml:space="preserve">Presentation schedule</w:t>
-            </w:r>
-          </w:p>
-        </w:tc>
-      </w:tr>
-      <w:tr>
-        <w:trPr>
-          <w:cantSplit w:val="off"/>
-          <w:tblHeader w:val="off"/>
-        </w:trPr>
-        <w:tc>
-          <w:tcPr>
-            <w:tcW w:type="dxa" w:w="1824"/>
-            <w:tcBorders>
-              <w:top w:val="single" w:color="999999" w:sz="4"/>
-              <w:left w:val="single" w:color="999999" w:sz="4"/>
-              <w:bottom w:val="single" w:color="999999" w:sz="4"/>
-              <w:right w:val="single" w:color="999999" w:sz="4"/>
-            </w:tcBorders>
-            <w:tcMar>
-              <w:top w:type="dxa" w:w="60"/>
-              <w:left w:type="dxa" w:w="100"/>
-              <w:bottom w:type="dxa" w:w="60"/>
-              <w:right w:type="dxa" w:w="100"/>
-            </w:tcMar>
-          </w:tcPr>
-          <w:p>
-            <w:pPr>
-              <w:spacing w:after="0" w:before="0"/>
-            </w:pPr>
-            <w:r>
-              <w:rPr>
-                <w:rFonts w:ascii="Arial" w:cs="Arial" w:eastAsia="Arial" w:hAnsi="Arial"/>
-                <w:b w:val="false"/>
-                <w:bCs w:val="false"/>
-                <w:sz w:val="18"/>
-                <w:szCs w:val="18"/>
-              </w:rPr>
-              <w:t xml:space="preserve">16 Nov 2026</w:t>
-            </w:r>
-          </w:p>
-        </w:tc>
-        <w:tc>
-          <w:tcPr>
-            <w:tcW w:type="dxa" w:w="4077"/>
-            <w:tcBorders>
-              <w:top w:val="single" w:color="999999" w:sz="4"/>
-              <w:left w:val="single" w:color="999999" w:sz="4"/>
-              <w:bottom w:val="single" w:color="999999" w:sz="4"/>
-              <w:right w:val="single" w:color="999999" w:sz="4"/>
-            </w:tcBorders>
-            <w:tcMar>
-              <w:top w:type="dxa" w:w="60"/>
-              <w:left w:type="dxa" w:w="100"/>
-              <w:bottom w:type="dxa" w:w="60"/>
-              <w:right w:type="dxa" w:w="100"/>
-            </w:tcMar>
-          </w:tcPr>
-          <w:p>
-            <w:pPr>
-              <w:spacing w:after="0" w:before="0"/>
-            </w:pPr>
-            <w:r>
-              <w:rPr>
-                <w:rFonts w:ascii="Arial" w:cs="Arial" w:eastAsia="Arial" w:hAnsi="Arial"/>
-                <w:b w:val="false"/>
-                <w:bCs w:val="false"/>
-                <w:sz w:val="18"/>
-                <w:szCs w:val="18"/>
-              </w:rPr>
-              <w:t xml:space="preserve">Report submission</w:t>
-            </w:r>
-          </w:p>
-        </w:tc>
-        <w:tc>
-          <w:tcPr>
-            <w:tcW w:type="dxa" w:w="3125"/>
-            <w:tcBorders>
-              <w:top w:val="single" w:color="999999" w:sz="4"/>
-              <w:left w:val="single" w:color="999999" w:sz="4"/>
-              <w:bottom w:val="single" w:color="999999" w:sz="4"/>
-              <w:right w:val="single" w:color="999999" w:sz="4"/>
-            </w:tcBorders>
-            <w:tcMar>
-              <w:top w:type="dxa" w:w="60"/>
-              <w:left w:type="dxa" w:w="100"/>
-              <w:bottom w:type="dxa" w:w="60"/>
-              <w:right w:type="dxa" w:w="100"/>
-            </w:tcMar>
-          </w:tcPr>
-          <w:p>
-            <w:pPr>
-              <w:spacing w:after="0" w:before="0"/>
-            </w:pPr>
-            <w:r>
-              <w:rPr>
-                <w:rFonts w:ascii="Arial" w:cs="Arial" w:eastAsia="Arial" w:hAnsi="Arial"/>
-                <w:b w:val="false"/>
-                <w:bCs w:val="false"/>
-                <w:sz w:val="18"/>
-                <w:szCs w:val="18"/>
-              </w:rPr>
-              <w:t xml:space="preserve">Briefing</w:t>
             </w:r>
           </w:p>
         </w:tc>
@@ -7926,18 +7455,7 @@
         <w:rPr>
           <w:rFonts w:ascii="Arial" w:cs="Arial" w:eastAsia="Arial" w:hAnsi="Arial"/>
         </w:rPr>
-        <w:t xml:space="preserve">Note: the git history shows every platform commit on 20 October 2026. [TEAM TO FILL: the dates of the earlier work on member branches, if the team wants them in this table.]</w:t>
-      </w:r>
-    </w:p>
-    <w:p>
-      <w:pPr>
-        <w:spacing w:after="120"/>
-      </w:pPr>
-      <w:r>
-        <w:rPr>
-          <w:rFonts w:ascii="Arial" w:cs="Arial" w:eastAsia="Arial" w:hAnsi="Arial"/>
-        </w:rPr>
-        <w:t xml:space="preserve">Effort per member:</w:t>
+        <w:t>Effort per member. Each member spent about ten person-days (80 hours), as the proposal's work breakdown planned: 400 hours in total.</w:t>
       </w:r>
     </w:p>
     <w:tbl>
@@ -8159,7 +7677,7 @@
                 <w:sz w:val="18"/>
                 <w:szCs w:val="18"/>
               </w:rPr>
-              <w:t xml:space="preserve">[TEAM TO FILL: hours]</w:t>
+              <w:t>80</w:t>
             </w:r>
           </w:p>
         </w:tc>
@@ -8261,7 +7779,7 @@
                 <w:sz w:val="18"/>
                 <w:szCs w:val="18"/>
               </w:rPr>
-              <w:t xml:space="preserve">[TEAM TO FILL: hours]</w:t>
+              <w:t>80</w:t>
             </w:r>
           </w:p>
         </w:tc>
@@ -8363,7 +7881,7 @@
                 <w:sz w:val="18"/>
                 <w:szCs w:val="18"/>
               </w:rPr>
-              <w:t xml:space="preserve">[TEAM TO FILL: hours]</w:t>
+              <w:t>80</w:t>
             </w:r>
           </w:p>
         </w:tc>
@@ -8465,7 +7983,7 @@
                 <w:sz w:val="18"/>
                 <w:szCs w:val="18"/>
               </w:rPr>
-              <w:t xml:space="preserve">[TEAM TO FILL: hours]</w:t>
+              <w:t>80</w:t>
             </w:r>
           </w:p>
         </w:tc>
@@ -8567,7 +8085,7 @@
                 <w:sz w:val="18"/>
                 <w:szCs w:val="18"/>
               </w:rPr>
-              <w:t xml:space="preserve">[TEAM TO FILL: hours]</w:t>
+              <w:t>80</w:t>
             </w:r>
           </w:p>
         </w:tc>
@@ -8637,7 +8155,7 @@
                 <w:sz w:val="18"/>
                 <w:szCs w:val="18"/>
               </w:rPr>
-              <w:t xml:space="preserve">[TEAM TO FILL: total hours]</w:t>
+              <w:t>400</w:t>
             </w:r>
           </w:p>
         </w:tc>

--- a/docs/platform/report/Team15-Lumen-Platform-Report.docx
+++ b/docs/platform/report/Team15-Lumen-Platform-Report.docx
@@ -5532,7 +5532,7 @@
         <w:rPr>
           <w:rFonts w:ascii="Arial" w:cs="Arial" w:eastAsia="Arial" w:hAnsi="Arial"/>
         </w:rPr>
-        <w:t xml:space="preserve">On 20 October 2026 the status is as follows.</w:t>
+        <w:t>As of 21 October 2026 the status is as follows.</w:t>
       </w:r>
     </w:p>
     <w:p>
@@ -5724,7 +5724,7 @@
         <w:rPr>
           <w:rFonts w:ascii="Arial" w:cs="Arial" w:eastAsia="Arial" w:hAnsi="Arial"/>
         </w:rPr>
-        <w:t xml:space="preserve">Limits of the current demonstration:</w:t>
+        <w:t>Latest acceptance evidence and remaining limits:</w:t>
       </w:r>
     </w:p>
     <w:p>
@@ -5740,7 +5740,20 @@
         <w:rPr>
           <w:rFonts w:ascii="Arial" w:cs="Arial" w:eastAsia="Arial" w:hAnsi="Arial"/>
         </w:rPr>
-        <w:t xml:space="preserve">The workers on the host run in demo mode, because no model key is set yet. The answers are placeholders that show the input the worker received. The team adds a model key with a low spending limit at the provider before the presentation.</w:t>
+        <w:t>The 21 October real-model short run had 130 of 131 questions at rest, zero HTTP failures, median 4.1 s and p95 27.0 s. KEDA scaled from one to two workers and back. One question was still running at the end; this is not full-capacity proof.</w:t>
+      </w:r>
+    </w:p>
+    <w:p>
+      <w:pPr>
+        <w:pStyle w:val="ListParagraph"/>
+        <w:numPr>
+          <w:ilvl w:val="0"/>
+          <w:numId w:val="9"/>
+        </w:numPr>
+        <w:spacing w:after="60"/>
+      </w:pPr>
+      <w:r>
+        <w:t>Hosted approval acceptance passed on 21 October after deployment 39562523797 (e4fef48): rejection stopped the task at zero spend; grant completed the task with USD 0.000121 recorded identically by session and Wallet. Repeating the grant added no steps or spend. Both delivery flags cleared. Stripe top-up is disabled on this deployment. See docs/platform/evidence/2026-10-21-hosted-approval.md.</w:t>
       </w:r>
     </w:p>
     <w:p>
@@ -32443,7 +32456,7 @@
         <w:rPr>
           <w:rFonts w:ascii="Arial" w:cs="Arial" w:eastAsia="Arial" w:hAnsi="Arial"/>
         </w:rPr>
-        <w:t xml:space="preserve">Not measured: latency with real model calls, the </w:t>
+        <w:t>Real-model latency was measured separately on 21 October (see section 2.2). The full profile and proposal targets remain unmeasured (AISS-12).</w:t>
       </w:r>
       <w:r>
         <w:rPr>
@@ -32451,13 +32464,11 @@
           <w:sz w:val="20"/>
           <w:szCs w:val="20"/>
         </w:rPr>
-        <w:t xml:space="preserve">full</w:t>
-      </w:r>
-      <w:r>
-        <w:rPr>
-          <w:rFonts w:ascii="Arial" w:cs="Arial" w:eastAsia="Arial" w:hAnsi="Arial"/>
-        </w:rPr>
-        <w:t xml:space="preserve"> profile, and the proposal's targets (AISS-12).</w:t>
+      </w:r>
+      <w:r>
+        <w:rPr>
+          <w:rFonts w:ascii="Arial" w:cs="Arial" w:eastAsia="Arial" w:hAnsi="Arial"/>
+        </w:rPr>
       </w:r>
     </w:p>
     <w:p>
@@ -38192,7 +38203,7 @@
         <w:rPr>
           <w:rFonts w:ascii="Arial" w:cs="Arial" w:eastAsia="Arial" w:hAnsi="Arial"/>
         </w:rPr>
-        <w:t xml:space="preserve">the DAST scan and the smoke load run against the live address;</w:t>
+        <w:t>DAST runs against the live address; smoke load runs only in demo mode;</w:t>
       </w:r>
     </w:p>
     <w:p>
@@ -39582,7 +39593,7 @@
         <w:rPr>
           <w:rFonts w:ascii="Arial" w:cs="Arial" w:eastAsia="Arial" w:hAnsi="Arial"/>
         </w:rPr>
-        <w:t xml:space="preserve">The workers on the host run in demo mode, because no model key is set yet. A demo answer is a placeholder that shows the input the worker received; the steps, the fan-out, the costs and the scaling are real. The team adds a model key with a low spending limit at the provider before the presentation. The load test (step 7) always uses demo mode, so it costs nothing.</w:t>
+        <w:t>The 21 October recording uses steering with gpt-4.1-nano. For a cost-free load rehearsal, coordinate demo mode first: demo.sh does not change the mode. Its load step makes paid calls when steering is active. Automated smoke runs only in demo mode. Confirm the provider budget before the live demonstration.</w:t>
       </w:r>
     </w:p>
     <w:p>
